--- a/word_reports/LP_0361_위치_201_Toni Stricker_Pop Tops Vi.docx
+++ b/word_reports/LP_0361_위치_201_Toni Stricker_Pop Tops Vi.docx
@@ -4,7 +4,7 @@
   <w:body>
     <w:p>
       <w:pPr>
-        <w:spacing w:after="280"/>
+        <w:spacing w:after="80"/>
       </w:pPr>
       <w:r>
         <w:rPr w:rFonts="맑은 고딕">
@@ -13,94 +13,47 @@
           <w:color w:val="1E3A8A"/>
           <w:sz w:val="30"/>
         </w:rPr>
-        <w:t>[201] Toni Stricker - Pop Tops Violin</w:t>
+        <w:t>Toni Stricker (토니 스트리커) - Pop Tops Violin</w:t>
       </w:r>
     </w:p>
     <w:p>
       <w:pPr>
-        <w:spacing w:after="320"/>
+        <w:spacing w:after="240"/>
       </w:pPr>
       <w:r>
         <w:rPr w:rFonts="맑은 고딕">
           <w:rFonts w:ascii="맑은 고딕" w:hAnsi="맑은 고딕" w:eastAsia="맑은 고딕"/>
           <w:b/>
-          <w:sz w:val="20"/>
+          <w:color w:val="4B5563"/>
+          <w:sz w:val="22"/>
         </w:rPr>
-        <w:t>■ 위치 : 201</w:t>
-        <w:br/>
-      </w:r>
-      <w:r>
-        <w:rPr w:rFonts="맑은 고딕">
-          <w:rFonts w:ascii="맑은 고딕" w:hAnsi="맑은 고딕" w:eastAsia="맑은 고딕"/>
-          <w:b/>
-          <w:sz w:val="20"/>
-        </w:rPr>
-        <w:t>■ 아티스트 : Toni Stricker</w:t>
-        <w:br/>
-      </w:r>
-      <w:r>
-        <w:rPr w:rFonts="맑은 고딕">
-          <w:rFonts w:ascii="맑은 고딕" w:hAnsi="맑은 고딕" w:eastAsia="맑은 고딕"/>
-          <w:b/>
-          <w:sz w:val="20"/>
-        </w:rPr>
-        <w:t>■ 앨범명 : Pop Tops Violin</w:t>
-        <w:br/>
-      </w:r>
-      <w:r>
-        <w:rPr w:rFonts="맑은 고딕">
-          <w:rFonts w:ascii="맑은 고딕" w:hAnsi="맑은 고딕" w:eastAsia="맑은 고딕"/>
-          <w:b w:val="0"/>
-          <w:sz w:val="20"/>
-        </w:rPr>
-        <w:t>■ 음반 레이블 : Amadeo</w:t>
-        <w:br/>
-      </w:r>
-      <w:r>
-        <w:rPr w:rFonts="맑은 고딕">
-          <w:rFonts w:ascii="맑은 고딕" w:hAnsi="맑은 고딕" w:eastAsia="맑은 고딕"/>
-          <w:b w:val="0"/>
-          <w:sz w:val="20"/>
-        </w:rPr>
-        <w:t>■ 발매년도 : 1973</w:t>
-        <w:br/>
-      </w:r>
-      <w:r>
-        <w:rPr w:rFonts="맑은 고딕">
-          <w:rFonts w:ascii="맑은 고딕" w:hAnsi="맑은 고딕" w:eastAsia="맑은 고딕"/>
-          <w:b w:val="0"/>
-          <w:sz w:val="20"/>
-        </w:rPr>
-        <w:t>■ 장르 : 이지 리스닝 (Easy Listening), 팝 바이올린 (Pop Violin), 크로스오버 (Crossover)</w:t>
-        <w:br/>
-      </w:r>
-      <w:r>
-        <w:rPr w:rFonts="맑은 고딕">
-          <w:rFonts w:ascii="맑은 고딕" w:hAnsi="맑은 고딕" w:eastAsia="맑은 고딕"/>
-          <w:b w:val="0"/>
-          <w:sz w:val="20"/>
-        </w:rPr>
-        <w:t>■ 주요 수록곡 : 1. Popcorn</w:t>
-        <w:br/>
+        <w:t>위치 :  201</w:t>
       </w:r>
     </w:p>
     <w:p>
       <w:pPr>
-        <w:spacing w:after="160"/>
+        <w:spacing w:line="324" w:lineRule="auto" w:before="80" w:after="160"/>
       </w:pPr>
       <w:r>
         <w:rPr w:rFonts="맑은 고딕">
           <w:rFonts w:ascii="맑은 고딕" w:hAnsi="맑은 고딕" w:eastAsia="맑은 고딕"/>
           <w:b/>
           <w:color w:val="1F2937"/>
-          <w:sz w:val="24"/>
+          <w:sz w:val="22"/>
         </w:rPr>
-        <w:t>■ 음반 해설 및 감상 가이드</w:t>
+        <w:t xml:space="preserve">[음반 소개] </w:t>
+      </w:r>
+      <w:r>
+        <w:rPr w:rFonts="맑은 고딕">
+          <w:rFonts w:ascii="맑은 고딕" w:hAnsi="맑은 고딕" w:eastAsia="맑은 고딕"/>
+          <w:b w:val="0"/>
+          <w:sz w:val="21"/>
+        </w:rPr>
       </w:r>
     </w:p>
     <w:p>
       <w:pPr>
-        <w:spacing w:line="312" w:lineRule="auto" w:after="120"/>
+        <w:spacing w:line="324" w:lineRule="auto" w:after="120"/>
       </w:pPr>
       <w:r>
         <w:rPr w:rFonts="맑은 고딕">
@@ -108,51 +61,516 @@
           <w:b w:val="0"/>
           <w:sz w:val="21"/>
         </w:rPr>
-        <w:t>오스트리아 출신의 거장 바이올리니스트이자 작곡가인 토니 스트리커(Toni Stricker)의 [Pop Tops Violin]은 1970년대 초반 대중음악사의 황금기를 수놓았던 팝 히트곡들을 정제된 현악 선율로 재해석한 명반입니다. 비엔나 정통 클래식의 단아한 품격과 현대적인 감각을 결합한 이 음반은, 당대 유행하던 팝 넘버들을 고급스러운 이지 리스닝 사운드로 승화시켜 아날로그 LP 시대의 감성을 극대화한 대표적인 작품으로 꼽힙니다.</w:t>
+        <w:t>유럽의 깊은 음악적 토양에서 피어난 거장 바이올리니스트 토니 스트리커가 당대 대중의 마음을 사로잡았던 팝의 명선율들을 고결한 활의 궤적으로 재해석해 낸 수작입니다. 클래식의 엄격한 기품과 대중음악의 친근한 서정성이 절묘한 균형을 이루며, 가벼이 스쳐 지나갈 수 있는 유행가를 영속적인 예술 소품으로 승화시켰습니다. 현악기의 투명한 울림 사이로 스며드는 노스탤지어는 리스너로 하여금 아날로그 낭만의 황금기로 회귀하는 듯한 황홀한 시간 여행을 선사합니다. 정통 유럽풍의 세련미와 농밀한 현의 질감이 턴테이블 위에서 유려하게 피어나는 크로스오버 명반입니다.</w:t>
       </w:r>
     </w:p>
     <w:p>
       <w:pPr>
-        <w:spacing w:line="312" w:lineRule="auto" w:after="120"/>
+        <w:spacing w:line="324" w:lineRule="auto" w:before="200" w:after="80"/>
       </w:pPr>
+      <w:r>
+        <w:rPr w:rFonts="맑은 고딕">
+          <w:rFonts w:ascii="맑은 고딕" w:hAnsi="맑은 고딕" w:eastAsia="맑은 고딕"/>
+          <w:b/>
+          <w:color w:val="1E3A8A"/>
+          <w:sz w:val="24"/>
+        </w:rPr>
+        <w:t>1. 음반 데이터</w:t>
+      </w:r>
+    </w:p>
+    <w:p>
+      <w:pPr>
+        <w:spacing w:line="324" w:lineRule="auto" w:after="80"/>
+      </w:pPr>
+      <w:r>
+        <w:rPr w:rFonts="맑은 고딕">
+          <w:rFonts w:ascii="맑은 고딕" w:hAnsi="맑은 고딕" w:eastAsia="맑은 고딕"/>
+          <w:b w:val="0"/>
+          <w:color w:val="6B7280"/>
+          <w:sz w:val="21"/>
+        </w:rPr>
+        <w:t xml:space="preserve">· </w:t>
+      </w:r>
+      <w:r>
+        <w:rPr w:rFonts="맑은 고딕">
+          <w:rFonts w:ascii="맑은 고딕" w:hAnsi="맑은 고딕" w:eastAsia="맑은 고딕"/>
+          <w:b/>
+          <w:color w:val="1F2937"/>
+          <w:sz w:val="21"/>
+        </w:rPr>
+        <w:t xml:space="preserve">앨범명: </w:t>
+      </w:r>
       <w:r>
         <w:rPr w:rFonts="맑은 고딕">
           <w:rFonts w:ascii="맑은 고딕" w:hAnsi="맑은 고딕" w:eastAsia="맑은 고딕"/>
           <w:b w:val="0"/>
           <w:sz w:val="21"/>
         </w:rPr>
-        <w:t>본 음반에서 토니 스트리커는 바이올린이 지닌 감미로우면서도 섬세한 스펙트럼을 자유자재로 구사합니다. 화려한 테크닉에 치중하기보다는 멜로디 본연의 아름다움과 서정성을 극대화하는 그의 톤은 특유의 따뜻함과 깊은 여운을 전합니다. 여기에 다채로운 입체감을 더하는 오케스트레이션과 감각적인 팝 세션 편곡이 조화를 이루어, 원곡의 경쾌함을 유지하면서도 한층 품격 있는 연주 음악의 정수를 보여줍니다.</w:t>
+        <w:t>Pop Tops Violin</w:t>
       </w:r>
     </w:p>
     <w:p>
       <w:pPr>
-        <w:spacing w:line="312" w:lineRule="auto" w:after="120"/>
+        <w:spacing w:line="324" w:lineRule="auto" w:after="80"/>
       </w:pPr>
+      <w:r>
+        <w:rPr w:rFonts="맑은 고딕">
+          <w:rFonts w:ascii="맑은 고딕" w:hAnsi="맑은 고딕" w:eastAsia="맑은 고딕"/>
+          <w:b w:val="0"/>
+          <w:color w:val="6B7280"/>
+          <w:sz w:val="21"/>
+        </w:rPr>
+        <w:t xml:space="preserve">· </w:t>
+      </w:r>
+      <w:r>
+        <w:rPr w:rFonts="맑은 고딕">
+          <w:rFonts w:ascii="맑은 고딕" w:hAnsi="맑은 고딕" w:eastAsia="맑은 고딕"/>
+          <w:b/>
+          <w:color w:val="1F2937"/>
+          <w:sz w:val="21"/>
+        </w:rPr>
+        <w:t xml:space="preserve">아티스트: </w:t>
+      </w:r>
       <w:r>
         <w:rPr w:rFonts="맑은 고딕">
           <w:rFonts w:ascii="맑은 고딕" w:hAnsi="맑은 고딕" w:eastAsia="맑은 고딕"/>
           <w:b w:val="0"/>
           <w:sz w:val="21"/>
         </w:rPr>
-        <w:t>수록곡들은 70년대를 풍미했던 다채로운 명곡들로 알차게 구성되어 있습니다. 최초의 멀티 히트 신디사이저 팝으로 불리는 ‘Popcorn’에서는 바이올린 특유의 쾌활한 스타카토와 통쾌한 활주로 색다른 활력을 불어넣으며, ‘Mammy Blue’와 ‘Song Sung Blue’ 같은 곡에서는 현의 깊은 울림을 통해 짙은 애수와 따스한 감성을 전달합니다. 클래식과 팝의 경계를 부드럽게 넘나드는 그의 연주는 청자에게 편안하면서도 깊은 몰입감을 선사합니다.</w:t>
+        <w:t>Toni Stricker (토니 스트리커)</w:t>
       </w:r>
     </w:p>
     <w:p>
       <w:pPr>
-        <w:spacing w:line="312" w:lineRule="auto" w:after="120"/>
+        <w:spacing w:line="324" w:lineRule="auto" w:after="80"/>
       </w:pPr>
+      <w:r>
+        <w:rPr w:rFonts="맑은 고딕">
+          <w:rFonts w:ascii="맑은 고딕" w:hAnsi="맑은 고딕" w:eastAsia="맑은 고딕"/>
+          <w:b w:val="0"/>
+          <w:color w:val="6B7280"/>
+          <w:sz w:val="21"/>
+        </w:rPr>
+        <w:t xml:space="preserve">· </w:t>
+      </w:r>
+      <w:r>
+        <w:rPr w:rFonts="맑은 고딕">
+          <w:rFonts w:ascii="맑은 고딕" w:hAnsi="맑은 고딕" w:eastAsia="맑은 고딕"/>
+          <w:b/>
+          <w:color w:val="1F2937"/>
+          <w:sz w:val="21"/>
+        </w:rPr>
+        <w:t xml:space="preserve">발매 정보: </w:t>
+      </w:r>
       <w:r>
         <w:rPr w:rFonts="맑은 고딕">
           <w:rFonts w:ascii="맑은 고딕" w:hAnsi="맑은 고딕" w:eastAsia="맑은 고딕"/>
           <w:b w:val="0"/>
           <w:sz w:val="21"/>
         </w:rPr>
-        <w:t>[Pop Tops Violin]은 1970년대 크로스오버 계열 음반 중에서도 아날로그 LP 고유의 따뜻하고 풍부한 현악 질감을 가장 잘 살려낸 명음반입니다. 토니 스트리커라는 뛰어난 아티스트의 예술적 감각과 대중적 감수성이 완벽한 균형을 이룬 이 앨범은, 정통 클래식 애호가부터 팝 음악 팬에 이르기까지 일상의 고요한 휴식과 정서적 풍요로움을 더해주는 귀중한 음악적 유산입니다.</w:t>
+        <w:t>1970년대 유럽(오스트리아/독일)을 중심으로 발매된 기획 앨범으로, 당시 세계적으로 널리 사랑받던 팝 명곡들을 어쿠스틱 바이올린 솔로와 유려한 오케스트레이션 앙상블로 편곡하여 아날로그 LP로 선보인 작품입니다.</w:t>
+      </w:r>
+    </w:p>
+    <w:p>
+      <w:pPr>
+        <w:spacing w:line="324" w:lineRule="auto" w:after="80"/>
+      </w:pPr>
+      <w:r>
+        <w:rPr w:rFonts="맑은 고딕">
+          <w:rFonts w:ascii="맑은 고딕" w:hAnsi="맑은 고딕" w:eastAsia="맑은 고딕"/>
+          <w:b w:val="0"/>
+          <w:color w:val="6B7280"/>
+          <w:sz w:val="21"/>
+        </w:rPr>
+        <w:t xml:space="preserve">· </w:t>
+      </w:r>
+      <w:r>
+        <w:rPr w:rFonts="맑은 고딕">
+          <w:rFonts w:ascii="맑은 고딕" w:hAnsi="맑은 고딕" w:eastAsia="맑은 고딕"/>
+          <w:b/>
+          <w:color w:val="1F2937"/>
+          <w:sz w:val="21"/>
+        </w:rPr>
+        <w:t xml:space="preserve">LP 인기도(판매량): </w:t>
+      </w:r>
+      <w:r>
+        <w:rPr w:rFonts="맑은 고딕">
+          <w:rFonts w:ascii="맑은 고딕" w:hAnsi="맑은 고딕" w:eastAsia="맑은 고딕"/>
+          <w:b w:val="0"/>
+          <w:sz w:val="21"/>
+        </w:rPr>
+        <w:t>발매 직후 유럽 전역의 라디오와 감상용 라운지에서 폭넓게 방송되며 이지 리스닝 및 경음악 애호가들 사이에서 꾸준히 팔려나간 스테디셀러를 기록했습니다.</w:t>
+      </w:r>
+    </w:p>
+    <w:p>
+      <w:pPr>
+        <w:spacing w:line="324" w:lineRule="auto" w:after="80"/>
+      </w:pPr>
+      <w:r>
+        <w:rPr w:rFonts="맑은 고딕">
+          <w:rFonts w:ascii="맑은 고딕" w:hAnsi="맑은 고딕" w:eastAsia="맑은 고딕"/>
+          <w:b w:val="0"/>
+          <w:color w:val="6B7280"/>
+          <w:sz w:val="21"/>
+        </w:rPr>
+        <w:t xml:space="preserve">· </w:t>
+      </w:r>
+      <w:r>
+        <w:rPr w:rFonts="맑은 고딕">
+          <w:rFonts w:ascii="맑은 고딕" w:hAnsi="맑은 고딕" w:eastAsia="맑은 고딕"/>
+          <w:b/>
+          <w:color w:val="1F2937"/>
+          <w:sz w:val="21"/>
+        </w:rPr>
+        <w:t xml:space="preserve">각종 수상경력: </w:t>
+      </w:r>
+      <w:r>
+        <w:rPr w:rFonts="맑은 고딕">
+          <w:rFonts w:ascii="맑은 고딕" w:hAnsi="맑은 고딕" w:eastAsia="맑은 고딕"/>
+          <w:b w:val="0"/>
+          <w:sz w:val="21"/>
+        </w:rPr>
+        <w:t>오스트리아 정부로부터 문화공로훈장을 수훈하며 예술적 권위를 인정받은 토니 스트리커의 유연한 대중적 음악 세계를 대변하는 음반으로 호평받았습니다.</w:t>
+      </w:r>
+    </w:p>
+    <w:p>
+      <w:pPr>
+        <w:spacing w:line="324" w:lineRule="auto" w:before="200" w:after="80"/>
+      </w:pPr>
+      <w:r>
+        <w:rPr w:rFonts="맑은 고딕">
+          <w:rFonts w:ascii="맑은 고딕" w:hAnsi="맑은 고딕" w:eastAsia="맑은 고딕"/>
+          <w:b/>
+          <w:color w:val="1E3A8A"/>
+          <w:sz w:val="24"/>
+        </w:rPr>
+        <w:t>2. 아티스트 정보</w:t>
+      </w:r>
+    </w:p>
+    <w:p>
+      <w:pPr>
+        <w:spacing w:line="324" w:lineRule="auto" w:after="80"/>
+      </w:pPr>
+      <w:r>
+        <w:rPr w:rFonts="맑은 고딕">
+          <w:rFonts w:ascii="맑은 고딕" w:hAnsi="맑은 고딕" w:eastAsia="맑은 고딕"/>
+          <w:b w:val="0"/>
+          <w:color w:val="6B7280"/>
+          <w:sz w:val="21"/>
+        </w:rPr>
+        <w:t xml:space="preserve">· </w:t>
+      </w:r>
+      <w:r>
+        <w:rPr w:rFonts="맑은 고딕">
+          <w:rFonts w:ascii="맑은 고딕" w:hAnsi="맑은 고딕" w:eastAsia="맑은 고딕"/>
+          <w:b/>
+          <w:color w:val="1F2937"/>
+          <w:sz w:val="21"/>
+        </w:rPr>
+        <w:t xml:space="preserve">국적: </w:t>
+      </w:r>
+      <w:r>
+        <w:rPr w:rFonts="맑은 고딕">
+          <w:rFonts w:ascii="맑은 고딕" w:hAnsi="맑은 고딕" w:eastAsia="맑은 고딕"/>
+          <w:b w:val="0"/>
+          <w:sz w:val="21"/>
+        </w:rPr>
+        <w:t>오스트리아 (Austria)</w:t>
+      </w:r>
+    </w:p>
+    <w:p>
+      <w:pPr>
+        <w:spacing w:line="324" w:lineRule="auto" w:after="80"/>
+      </w:pPr>
+      <w:r>
+        <w:rPr w:rFonts="맑은 고딕">
+          <w:rFonts w:ascii="맑은 고딕" w:hAnsi="맑은 고딕" w:eastAsia="맑은 고딕"/>
+          <w:b w:val="0"/>
+          <w:color w:val="6B7280"/>
+          <w:sz w:val="21"/>
+        </w:rPr>
+        <w:t xml:space="preserve">· </w:t>
+      </w:r>
+      <w:r>
+        <w:rPr w:rFonts="맑은 고딕">
+          <w:rFonts w:ascii="맑은 고딕" w:hAnsi="맑은 고딕" w:eastAsia="맑은 고딕"/>
+          <w:b/>
+          <w:color w:val="1F2937"/>
+          <w:sz w:val="21"/>
+        </w:rPr>
+        <w:t xml:space="preserve">생몰년도: </w:t>
+      </w:r>
+      <w:r>
+        <w:rPr w:rFonts="맑은 고딕">
+          <w:rFonts w:ascii="맑은 고딕" w:hAnsi="맑은 고딕" w:eastAsia="맑은 고딕"/>
+          <w:b w:val="0"/>
+          <w:sz w:val="21"/>
+        </w:rPr>
+        <w:t>1936년 4월 19일 ~ 2022년 2월 16일</w:t>
+      </w:r>
+    </w:p>
+    <w:p>
+      <w:pPr>
+        <w:spacing w:line="324" w:lineRule="auto" w:after="80"/>
+      </w:pPr>
+      <w:r>
+        <w:rPr w:rFonts="맑은 고딕">
+          <w:rFonts w:ascii="맑은 고딕" w:hAnsi="맑은 고딕" w:eastAsia="맑은 고딕"/>
+          <w:b w:val="0"/>
+          <w:color w:val="6B7280"/>
+          <w:sz w:val="21"/>
+        </w:rPr>
+        <w:t xml:space="preserve">· </w:t>
+      </w:r>
+      <w:r>
+        <w:rPr w:rFonts="맑은 고딕">
+          <w:rFonts w:ascii="맑은 고딕" w:hAnsi="맑은 고딕" w:eastAsia="맑은 고딕"/>
+          <w:b/>
+          <w:color w:val="1F2937"/>
+          <w:sz w:val="21"/>
+        </w:rPr>
+        <w:t xml:space="preserve">그룹 소속: </w:t>
+      </w:r>
+      <w:r>
+        <w:rPr w:rFonts="맑은 고딕">
+          <w:rFonts w:ascii="맑은 고딕" w:hAnsi="맑은 고딕" w:eastAsia="맑은 고딕"/>
+          <w:b w:val="0"/>
+          <w:sz w:val="21"/>
+        </w:rPr>
+        <w:t>솔로 (바이올리니스트 겸 작곡가)</w:t>
+      </w:r>
+    </w:p>
+    <w:p>
+      <w:pPr>
+        <w:spacing w:line="324" w:lineRule="auto" w:after="80"/>
+      </w:pPr>
+      <w:r>
+        <w:rPr w:rFonts="맑은 고딕">
+          <w:rFonts w:ascii="맑은 고딕" w:hAnsi="맑은 고딕" w:eastAsia="맑은 고딕"/>
+          <w:b w:val="0"/>
+          <w:color w:val="6B7280"/>
+          <w:sz w:val="21"/>
+        </w:rPr>
+        <w:t xml:space="preserve">· </w:t>
+      </w:r>
+      <w:r>
+        <w:rPr w:rFonts="맑은 고딕">
+          <w:rFonts w:ascii="맑은 고딕" w:hAnsi="맑은 고딕" w:eastAsia="맑은 고딕"/>
+          <w:b/>
+          <w:color w:val="1F2937"/>
+          <w:sz w:val="21"/>
+        </w:rPr>
+        <w:t xml:space="preserve">아티스트 소개: </w:t>
+      </w:r>
+      <w:r>
+        <w:rPr w:rFonts="맑은 고딕">
+          <w:rFonts w:ascii="맑은 고딕" w:hAnsi="맑은 고딕" w:eastAsia="맑은 고딕"/>
+          <w:b w:val="0"/>
+          <w:sz w:val="21"/>
+        </w:rPr>
+        <w:t>토니 스트리커는 클래식, 재즈, 오스트리아 빈(Wien) 민속음악의 경계를 허문 독보적인 바이올린 거장입니다. 고유의 판노니아(Pannonia) 서정을 담아낸 영혼 어린 보잉(bowing)으로 대중과 평단의 깊은 존경을 받았으며, 유럽 크로스오버 및 인스트루멘털 음악계에 지울 수 없는 발자취를 남겼습니다.</w:t>
+      </w:r>
+    </w:p>
+    <w:p>
+      <w:pPr>
+        <w:spacing w:line="324" w:lineRule="auto" w:before="200" w:after="80"/>
+      </w:pPr>
+      <w:r>
+        <w:rPr w:rFonts="맑은 고딕">
+          <w:rFonts w:ascii="맑은 고딕" w:hAnsi="맑은 고딕" w:eastAsia="맑은 고딕"/>
+          <w:b/>
+          <w:color w:val="1E3A8A"/>
+          <w:sz w:val="24"/>
+        </w:rPr>
+        <w:t>3. 음반 상세 분석</w:t>
+      </w:r>
+    </w:p>
+    <w:p>
+      <w:pPr>
+        <w:spacing w:line="324" w:lineRule="auto" w:after="80"/>
+      </w:pPr>
+      <w:r>
+        <w:rPr w:rFonts="맑은 고딕">
+          <w:rFonts w:ascii="맑은 고딕" w:hAnsi="맑은 고딕" w:eastAsia="맑은 고딕"/>
+          <w:b w:val="0"/>
+          <w:color w:val="6B7280"/>
+          <w:sz w:val="21"/>
+        </w:rPr>
+        <w:t xml:space="preserve">· </w:t>
+      </w:r>
+      <w:r>
+        <w:rPr w:rFonts="맑은 고딕">
+          <w:rFonts w:ascii="맑은 고딕" w:hAnsi="맑은 고딕" w:eastAsia="맑은 고딕"/>
+          <w:b/>
+          <w:color w:val="1F2937"/>
+          <w:sz w:val="21"/>
+        </w:rPr>
+        <w:t xml:space="preserve">역사적 위치: </w:t>
+      </w:r>
+      <w:r>
+        <w:rPr w:rFonts="맑은 고딕">
+          <w:rFonts w:ascii="맑은 고딕" w:hAnsi="맑은 고딕" w:eastAsia="맑은 고딕"/>
+          <w:b w:val="0"/>
+          <w:sz w:val="21"/>
+        </w:rPr>
+        <w:t>클래식 솔로 악기로 여겨지던 바이올린을 팝 음악의 중심에 세워 서정성과 대중성을 완벽하게 조화시킨 1970년대 유러피언 인스트루멘털 팝의 기념비적 음반입니다.</w:t>
+      </w:r>
+    </w:p>
+    <w:p>
+      <w:pPr>
+        <w:spacing w:line="324" w:lineRule="auto" w:after="80"/>
+      </w:pPr>
+      <w:r>
+        <w:rPr w:rFonts="맑은 고딕">
+          <w:rFonts w:ascii="맑은 고딕" w:hAnsi="맑은 고딕" w:eastAsia="맑은 고딕"/>
+          <w:b w:val="0"/>
+          <w:color w:val="6B7280"/>
+          <w:sz w:val="21"/>
+        </w:rPr>
+        <w:t xml:space="preserve">· </w:t>
+      </w:r>
+      <w:r>
+        <w:rPr w:rFonts="맑은 고딕">
+          <w:rFonts w:ascii="맑은 고딕" w:hAnsi="맑은 고딕" w:eastAsia="맑은 고딕"/>
+          <w:b/>
+          <w:color w:val="1F2937"/>
+          <w:sz w:val="21"/>
+        </w:rPr>
+        <w:t xml:space="preserve">시대의 흔적(스토리텔링): </w:t>
+      </w:r>
+      <w:r>
+        <w:rPr w:rFonts="맑은 고딕">
+          <w:rFonts w:ascii="맑은 고딕" w:hAnsi="맑은 고딕" w:eastAsia="맑은 고딕"/>
+          <w:b w:val="0"/>
+          <w:sz w:val="21"/>
+        </w:rPr>
+        <w:t>경제적 고도성장과 문화적 풍요 속에서 잠시 멈추어 낭만과 위안을 찾고자 했던 1970년대 대중의 정서가 고스란히 담겨 있으며, 그 시절 감각적인 살롱과 음악다방의 공기를 그대로 전해줍니다.</w:t>
+      </w:r>
+    </w:p>
+    <w:p>
+      <w:pPr>
+        <w:spacing w:line="324" w:lineRule="auto" w:before="200" w:after="80"/>
+      </w:pPr>
+      <w:r>
+        <w:rPr w:rFonts="맑은 고딕">
+          <w:rFonts w:ascii="맑은 고딕" w:hAnsi="맑은 고딕" w:eastAsia="맑은 고딕"/>
+          <w:b/>
+          <w:color w:val="1E3A8A"/>
+          <w:sz w:val="24"/>
+        </w:rPr>
+        <w:t>4. 주요 수록곡 및 감상 제언</w:t>
+      </w:r>
+    </w:p>
+    <w:p>
+      <w:pPr>
+        <w:spacing w:line="324" w:lineRule="auto" w:after="80"/>
+      </w:pPr>
+      <w:r>
+        <w:rPr w:rFonts="맑은 고딕">
+          <w:rFonts w:ascii="맑은 고딕" w:hAnsi="맑은 고딕" w:eastAsia="맑은 고딕"/>
+          <w:b w:val="0"/>
+          <w:color w:val="6B7280"/>
+          <w:sz w:val="21"/>
+        </w:rPr>
+        <w:t xml:space="preserve">· </w:t>
+      </w:r>
+      <w:r>
+        <w:rPr w:rFonts="맑은 고딕">
+          <w:rFonts w:ascii="맑은 고딕" w:hAnsi="맑은 고딕" w:eastAsia="맑은 고딕"/>
+          <w:b/>
+          <w:color w:val="1F2937"/>
+          <w:sz w:val="21"/>
+        </w:rPr>
+        <w:t xml:space="preserve">주요 수록곡 특징: </w:t>
+      </w:r>
+      <w:r>
+        <w:rPr w:rFonts="맑은 고딕">
+          <w:rFonts w:ascii="맑은 고딕" w:hAnsi="맑은 고딕" w:eastAsia="맑은 고딕"/>
+          <w:b w:val="0"/>
+          <w:sz w:val="21"/>
+        </w:rPr>
+        <w:t>귀에 익은 친숙한 팝 히트 멜로디들이 스트리커 특유의 절제된 비브라토와 온기 가득한 바이올린 톤을 통해 새로운 서정적 생명력을 얻으며, 화려한 오케스트라 반주와 어우러져 격조 높은 감흥을 자아냅니다.</w:t>
+      </w:r>
+    </w:p>
+    <w:p>
+      <w:pPr>
+        <w:spacing w:line="324" w:lineRule="auto" w:after="80"/>
+      </w:pPr>
+      <w:r>
+        <w:rPr w:rFonts="맑은 고딕">
+          <w:rFonts w:ascii="맑은 고딕" w:hAnsi="맑은 고딕" w:eastAsia="맑은 고딕"/>
+          <w:b w:val="0"/>
+          <w:color w:val="6B7280"/>
+          <w:sz w:val="21"/>
+        </w:rPr>
+        <w:t xml:space="preserve">· </w:t>
+      </w:r>
+      <w:r>
+        <w:rPr w:rFonts="맑은 고딕">
+          <w:rFonts w:ascii="맑은 고딕" w:hAnsi="맑은 고딕" w:eastAsia="맑은 고딕"/>
+          <w:b/>
+          <w:color w:val="1F2937"/>
+          <w:sz w:val="21"/>
+        </w:rPr>
+        <w:t xml:space="preserve">빈티지 감상 제언: </w:t>
+      </w:r>
+      <w:r>
+        <w:rPr w:rFonts="맑은 고딕">
+          <w:rFonts w:ascii="맑은 고딕" w:hAnsi="맑은 고딕" w:eastAsia="맑은 고딕"/>
+          <w:b w:val="0"/>
+          <w:sz w:val="21"/>
+        </w:rPr>
+        <w:t>진공관 앰프를 통해 증폭되는 현의 찰현음(擦弦音)과 따뜻한 잔향에 귀를 기울이시길 권하며, 턴테이블 바늘이 음반의 소릿골을 스칠 때 피어오르는 어쿠스틱 바이올린의 섬세한 배음은 LP만이 줄 수 있는 지고의 쾌감입니다.</w:t>
+      </w:r>
+    </w:p>
+    <w:p>
+      <w:pPr>
+        <w:spacing w:line="324" w:lineRule="auto" w:after="80"/>
+      </w:pPr>
+      <w:r>
+        <w:rPr w:rFonts="맑은 고딕">
+          <w:rFonts w:ascii="맑은 고딕" w:hAnsi="맑은 고딕" w:eastAsia="맑은 고딕"/>
+          <w:b w:val="0"/>
+          <w:color w:val="6B7280"/>
+          <w:sz w:val="21"/>
+        </w:rPr>
+        <w:t xml:space="preserve">· </w:t>
+      </w:r>
+      <w:r>
+        <w:rPr w:rFonts="맑은 고딕">
+          <w:rFonts w:ascii="맑은 고딕" w:hAnsi="맑은 고딕" w:eastAsia="맑은 고딕"/>
+          <w:b/>
+          <w:color w:val="1F2937"/>
+          <w:sz w:val="21"/>
+        </w:rPr>
+        <w:t xml:space="preserve">소장 가치: </w:t>
+      </w:r>
+      <w:r>
+        <w:rPr w:rFonts="맑은 고딕">
+          <w:rFonts w:ascii="맑은 고딕" w:hAnsi="맑은 고딕" w:eastAsia="맑은 고딕"/>
+          <w:b w:val="0"/>
+          <w:sz w:val="21"/>
+        </w:rPr>
+        <w:t>디지털 음원으로는 결코 온전히 복원할 수 없는 1970년대 유러피언 아날로그 사운드의 정수가 담겨 있어, 바이올린 음악 및 빈티지 팝 LP 컬렉터라면 필히 랙의 한자리를 비워두어야 할 소장 가치가 높은 명반입니다.</w:t>
+      </w:r>
+    </w:p>
+    <w:p>
+      <w:pPr>
+        <w:spacing w:line="324" w:lineRule="auto" w:after="120" w:before="160"/>
+      </w:pPr>
+      <w:r>
+        <w:rPr w:rFonts="맑은 고딕">
+          <w:rFonts w:ascii="맑은 고딕" w:hAnsi="맑은 고딕" w:eastAsia="맑은 고딕"/>
+          <w:b/>
+          <w:color w:val="4338CA"/>
+          <w:sz w:val="21"/>
+        </w:rPr>
+        <w:t>이 음반을 통해 우아한 바이올린 선율이 건네는 아날로그의 따뜻한 위로와 시대를 초월한 낭만이 전해주는 감동을 다시 한번 경험해 보시는 것은 어떨까요?</w:t>
       </w:r>
     </w:p>
     <w:sectPr>
       <w:pgSz w:w="12240" w:h="15840"/>
-      <w:pgMar w:top="1440" w:right="1440" w:bottom="1440" w:left="1440" w:header="720" w:footer="720" w:gutter="0"/>
+      <w:pgMar w:top="1152" w:right="1296" w:bottom="1152" w:left="1296" w:header="720" w:footer="720" w:gutter="0"/>
       <w:cols w:space="720"/>
       <w:docGrid w:linePitch="360"/>
     </w:sectPr>

--- a/word_reports/LP_0361_위치_201_Toni Stricker_Pop Tops Vi.docx
+++ b/word_reports/LP_0361_위치_201_Toni Stricker_Pop Tops Vi.docx
@@ -32,7 +32,7 @@
     </w:p>
     <w:p>
       <w:pPr>
-        <w:spacing w:line="324" w:lineRule="auto" w:before="80" w:after="160"/>
+        <w:spacing w:line="324" w:lineRule="auto" w:before="80" w:after="120"/>
       </w:pPr>
       <w:r>
         <w:rPr w:rFonts="맑은 고딕">
@@ -42,13 +42,6 @@
           <w:sz w:val="22"/>
         </w:rPr>
         <w:t xml:space="preserve">[음반 소개] </w:t>
-      </w:r>
-      <w:r>
-        <w:rPr w:rFonts="맑은 고딕">
-          <w:rFonts w:ascii="맑은 고딕" w:hAnsi="맑은 고딕" w:eastAsia="맑은 고딕"/>
-          <w:b w:val="0"/>
-          <w:sz w:val="21"/>
-        </w:rPr>
       </w:r>
     </w:p>
     <w:p>
@@ -61,7 +54,33 @@
           <w:b w:val="0"/>
           <w:sz w:val="21"/>
         </w:rPr>
-        <w:t>유럽의 깊은 음악적 토양에서 피어난 거장 바이올리니스트 토니 스트리커가 당대 대중의 마음을 사로잡았던 팝의 명선율들을 고결한 활의 궤적으로 재해석해 낸 수작입니다. 클래식의 엄격한 기품과 대중음악의 친근한 서정성이 절묘한 균형을 이루며, 가벼이 스쳐 지나갈 수 있는 유행가를 영속적인 예술 소품으로 승화시켰습니다. 현악기의 투명한 울림 사이로 스며드는 노스탤지어는 리스너로 하여금 아날로그 낭만의 황금기로 회귀하는 듯한 황홀한 시간 여행을 선사합니다. 정통 유럽풍의 세련미와 농밀한 현의 질감이 턴테이블 위에서 유려하게 피어나는 크로스오버 명반입니다.</w:t>
+        <w:t>유럽 음악의 심장부인 오스트리아 빈의 우아한 고전미와 20세기 후반 대중음악의 유려한 감수성이 한자리에서 만나는 경이로운 순간, 바로 바이올린의 음유시인 토니 스트리커(Toni Stricker)의 명반 《Pop Tops Violin》이 자리한 지점입니다. 1970년대 초반, 전 세계적으로 팝 음악이 황금기를 구가하던 시절, 클래식과 재즈, 그리고 오스트리아 고유의 판노니아(Pannonian) 민속 정서를 두루 섭렵했던 스트리커는 엄격한 클래식 콘서트홀의 경계를 허물고 대중의 가슴속으로 현의 선율을 실어 나르고자 이 앨범을 탄생시켰습니다.</w:t>
+      </w:r>
+    </w:p>
+    <w:p>
+      <w:pPr>
+        <w:spacing w:line="324" w:lineRule="auto" w:after="120"/>
+      </w:pPr>
+      <w:r>
+        <w:rPr w:rFonts="맑은 고딕">
+          <w:rFonts w:ascii="맑은 고딕" w:hAnsi="맑은 고딕" w:eastAsia="맑은 고딕"/>
+          <w:b w:val="0"/>
+          <w:sz w:val="21"/>
+        </w:rPr>
+        <w:t>이 음반은 단순한 팝 명곡의 기계적 편곡을 넘어, 대중음악사에 '이지 리스닝(Easy Listening)과 크로스오버 바이올린의 격조 높은 승화'라는 불멸의 족적을 남겼습니다. 당대를 풍미하던 팝 넘버들의 친숙한 멜로디 라인을 뼈대로 삼되, 오스트리아 전통 살롱 음악의 기품과 집시 음악 특유의 서정적 비브라토를 절묘하게 덧입혔습니다. 토니 스트리커는 화려한 기교의 과시보다는 현의 울림 하나하나에 서린 따스한 인간미를 전하고자 했으며, 고단한 일상을 살아가는 대중에게 품격 있는 위안을 건네는 것이야말로 진정한 예술의 소명이라는 확고한 음악적 철학을 활 끝에 담아냈습니다.</w:t>
+      </w:r>
+    </w:p>
+    <w:p>
+      <w:pPr>
+        <w:spacing w:line="324" w:lineRule="auto" w:after="120"/>
+      </w:pPr>
+      <w:r>
+        <w:rPr w:rFonts="맑은 고딕">
+          <w:rFonts w:ascii="맑은 고딕" w:hAnsi="맑은 고딕" w:eastAsia="맑은 고딕"/>
+          <w:b w:val="0"/>
+          <w:sz w:val="21"/>
+        </w:rPr>
+        <w:t>세월이 반세기를 훌쩍 넘긴 오늘날에도 이 음반이 낡은 과거의 유물로 퇴색되지 않는 까닭은, 스트리커 특유의 낭만적 터치와 오케스트레이션이 빚어내는 무구한 서정성 덕분입니다. 턴테이블의 회전과 함께 흘러나오는 그의 바이올린은 때로는 부드럽게 귓가를 스치는 봄바람처럼, 때로는 해 질 녘 도나우강을 붉게 물들이는 노을처럼 듣는 이의 마음을 아련하게 적십니다. 세대와 장르를 초월하여 모든 음악 애호가들의 감성을 무장해제시키는 이 찬연한 현악의 향연은 아날로그 황금기가 빚어낸 영원한 음악적 유산입니다.</w:t>
       </w:r>
     </w:p>
     <w:p>
@@ -168,7 +187,7 @@
           <w:b w:val="0"/>
           <w:sz w:val="21"/>
         </w:rPr>
-        <w:t>1970년대 유럽(오스트리아/독일)을 중심으로 발매된 기획 앨범으로, 당시 세계적으로 널리 사랑받던 팝 명곡들을 어쿠스틱 바이올린 솔로와 유려한 오케스트레이션 앙상블로 편곡하여 아날로그 LP로 선보인 작품입니다.</w:t>
+        <w:t>1970년대 초반 유럽 경음악의 르네상스 시기에 발매된 크로스오버 바이올린 명반으로, 클래식 편곡의 엄정함과 팝 음악의 대중성을 이상적으로 융합한 수작입니다.</w:t>
       </w:r>
     </w:p>
     <w:p>
@@ -199,7 +218,7 @@
           <w:b w:val="0"/>
           <w:sz w:val="21"/>
         </w:rPr>
-        <w:t>발매 직후 유럽 전역의 라디오와 감상용 라운지에서 폭넓게 방송되며 이지 리스닝 및 경음악 애호가들 사이에서 꾸준히 팔려나간 스테디셀러를 기록했습니다.</w:t>
+        <w:t>발매 당시 유럽 전역의 라디오 방송과 경음악 차트에서 뜨거운 반향을 일으켰으며, 오디오 애호가들의 필청 레코드이자 스테디셀러로 굳건한 인기를 누렸습니다.</w:t>
       </w:r>
     </w:p>
     <w:p>
@@ -230,7 +249,7 @@
           <w:b w:val="0"/>
           <w:sz w:val="21"/>
         </w:rPr>
-        <w:t>오스트리아 정부로부터 문화공로훈장을 수훈하며 예술적 권위를 인정받은 토니 스트리커의 유연한 대중적 음악 세계를 대변하는 음반으로 호평받았습니다.</w:t>
+        <w:t>토니 스트리커는 훗날 오스트리아 공화국 문화 십자 훈장과 빈 시 명예 훈장을 수훈하며, 음악적 경계를 허문 거장으로서 유럽 문화계의 절대적인 찬사와 공인을 받았습니다.</w:t>
       </w:r>
     </w:p>
     <w:p>
@@ -337,7 +356,7 @@
           <w:b w:val="0"/>
           <w:sz w:val="21"/>
         </w:rPr>
-        <w:t>솔로 (바이올리니스트 겸 작곡가)</w:t>
+        <w:t>솔로 (Toni Stricker Orchestra)</w:t>
       </w:r>
     </w:p>
     <w:p>
@@ -368,7 +387,7 @@
           <w:b w:val="0"/>
           <w:sz w:val="21"/>
         </w:rPr>
-        <w:t>토니 스트리커는 클래식, 재즈, 오스트리아 빈(Wien) 민속음악의 경계를 허문 독보적인 바이올린 거장입니다. 고유의 판노니아(Pannonia) 서정을 담아낸 영혼 어린 보잉(bowing)으로 대중과 평단의 깊은 존경을 받았으며, 유럽 크로스오버 및 인스트루멘털 음악계에 지울 수 없는 발자취를 남겼습니다.</w:t>
+        <w:t>토니 스트리커는 정통 클래식 바이올린 교육을 기반으로 재즈와 민속음악을 아우르며 독창적인 '판노니아 사운드'를 정립한 거장입니다. 오스트리아를 대표하는 바이올리니스트이자 작곡가로서, 바이올린이라는 악기를 통해 고전과 현대를 잇는 가교 역할을 완벽히 수행하며 유럽 팝·경음악사에 지울 수 없는 발자취를 남겼습니다.</w:t>
       </w:r>
     </w:p>
     <w:p>
@@ -413,7 +432,7 @@
           <w:b w:val="0"/>
           <w:sz w:val="21"/>
         </w:rPr>
-        <w:t>클래식 솔로 악기로 여겨지던 바이올린을 팝 음악의 중심에 세워 서정성과 대중성을 완벽하게 조화시킨 1970년대 유러피언 인스트루멘털 팝의 기념비적 음반입니다.</w:t>
+        <w:t>클래식과 대중음악의 경계가 뚜렷했던 시대에 팝 명곡을 실내악적 기품과 오케스트라 사운드로 재창조하여, 훗날 전개될 팝스 오케스트라 및 크로스오버 바이올린 앨범들의 선구적 모범이 된 작품입니다.</w:t>
       </w:r>
     </w:p>
     <w:p>
@@ -444,7 +463,7 @@
           <w:b w:val="0"/>
           <w:sz w:val="21"/>
         </w:rPr>
-        <w:t>경제적 고도성장과 문화적 풍요 속에서 잠시 멈추어 낭만과 위안을 찾고자 했던 1970년대 대중의 정서가 고스란히 담겨 있으며, 그 시절 감각적인 살롱과 음악다방의 공기를 그대로 전해줍니다.</w:t>
+        <w:t>1970년대 아날로그 시대를 살아간 청춘들에게 다방과 살롱의 낭만을 상징했던 음악으로, 빠르게 변모하는 도시의 소음 속에서 따스한 안식과 서정적 도피처를 갈망하던 당대인들의 애틋한 감성을 고스란히 담고 있습니다.</w:t>
       </w:r>
     </w:p>
     <w:p>
@@ -489,7 +508,7 @@
           <w:b w:val="0"/>
           <w:sz w:val="21"/>
         </w:rPr>
-        <w:t>귀에 익은 친숙한 팝 히트 멜로디들이 스트리커 특유의 절제된 비브라토와 온기 가득한 바이올린 톤을 통해 새로운 서정적 생명력을 얻으며, 화려한 오케스트라 반주와 어우러져 격조 높은 감흥을 자아냅니다.</w:t>
+        <w:t>당시 유럽 및 글로벌 팝 씬을 사로잡았던 멜로디들이 스트리커의 섬세한 보잉(Bowing)과 만나 재탄생했습니다. 팝의 대중적인 선율미가 바이올린의 유려한 솔로와 풍성한 스트링 섹션을 통해 한 편의 우아한 클래식 소품처럼 승화된 트랙들이 음반 전반을 지배합니다.</w:t>
       </w:r>
     </w:p>
     <w:p>
@@ -520,7 +539,7 @@
           <w:b w:val="0"/>
           <w:sz w:val="21"/>
         </w:rPr>
-        <w:t>진공관 앰프를 통해 증폭되는 현의 찰현음(擦弦音)과 따뜻한 잔향에 귀를 기울이시길 권하며, 턴테이블 바늘이 음반의 소릿골을 스칠 때 피어오르는 어쿠스틱 바이올린의 섬세한 배음은 LP만이 줄 수 있는 지고의 쾌감입니다.</w:t>
+        <w:t>진공관 앰프와 중음역이 두터운 빈티지 스피커의 매칭을 권합니다. 카트리지가 소리골을 지나며 긁어내는 활의 마찰음과 바이올린 송진 가루가 흩날리는 듯한 생생한 질감, 그리고 배음이 빚어내는 아날로그 특유의 따스한 온기를 가장 극명하게 체험할 수 있습니다.</w:t>
       </w:r>
     </w:p>
     <w:p>
@@ -551,7 +570,7 @@
           <w:b w:val="0"/>
           <w:sz w:val="21"/>
         </w:rPr>
-        <w:t>디지털 음원으로는 결코 온전히 복원할 수 없는 1970년대 유러피언 아날로그 사운드의 정수가 담겨 있어, 바이올린 음악 및 빈티지 팝 LP 컬렉터라면 필히 랙의 한자리를 비워두어야 할 소장 가치가 높은 명반입니다.</w:t>
+        <w:t>스트리커의 전성기 기량이 고스란히 각인된 본 바이닐은 유럽 오리지널 크로스오버 사운드의 원형을 간직하고 있어, LP 특유의 음향적 미학과 희소성을 중시하는 빈티지 컬렉터에게 매우 귀중한 소장 가치를 지닙니다.</w:t>
       </w:r>
     </w:p>
     <w:p>
@@ -565,7 +584,7 @@
           <w:color w:val="4338CA"/>
           <w:sz w:val="21"/>
         </w:rPr>
-        <w:t>이 음반을 통해 우아한 바이올린 선율이 건네는 아날로그의 따뜻한 위로와 시대를 초월한 낭만이 전해주는 감동을 다시 한번 경험해 보시는 것은 어떨까요?</w:t>
+        <w:t>이 음반을 통해 오스트리아의 거장이 우아한 바이올린 선율로 아로새긴 낭만의 숨결이 전해주는 감동을 다시 한번 경험해 보시는 것은 어떨까요?</w:t>
       </w:r>
     </w:p>
     <w:sectPr>
